--- a/public/temas/ejercicio-1/ESQUEMA TEMA 20.docx
+++ b/public/temas/ejercicio-1/ESQUEMA TEMA 20.docx
@@ -276,7 +276,7 @@
           <w:b/>
           <w:sz w:val="22"/>
         </w:rPr>
-        <w:t>RD 559/2010</w:t>
+        <w:t>Real Decreto 559/2010</w:t>
       </w:r>
       <w:r>
         <w:rPr>
@@ -298,7 +298,7 @@
           <w:b/>
           <w:sz w:val="22"/>
         </w:rPr>
-        <w:t>RD 1072/2015</w:t>
+        <w:t>Real Decreto 1072/2015</w:t>
       </w:r>
       <w:r>
         <w:rPr>
@@ -364,7 +364,7 @@
           <w:b/>
           <w:sz w:val="22"/>
         </w:rPr>
-        <w:t>RD 1468/1988</w:t>
+        <w:t>Real Decreto 1468/1988</w:t>
       </w:r>
       <w:r>
         <w:rPr>
@@ -414,7 +414,7 @@
           <w:b/>
           <w:sz w:val="22"/>
         </w:rPr>
-        <w:t>RD 1406/1989</w:t>
+        <w:t>Real Decreto 1406/1989</w:t>
       </w:r>
       <w:r>
         <w:rPr>
@@ -450,7 +450,7 @@
           <w:b/>
           <w:sz w:val="22"/>
         </w:rPr>
-        <w:t>RD 330/2008</w:t>
+        <w:t>Real Decreto 330/2008</w:t>
       </w:r>
       <w:r>
         <w:rPr>
@@ -509,7 +509,7 @@
           <w:b/>
           <w:sz w:val="22"/>
         </w:rPr>
-        <w:t>RD 993/2022</w:t>
+        <w:t>Real Decreto 993/2022</w:t>
       </w:r>
       <w:r>
         <w:rPr>
@@ -641,7 +641,7 @@
           <w:b/>
           <w:sz w:val="22"/>
         </w:rPr>
-        <w:t>13/12/2024</w:t>
+        <w:t>13 de diciembre de 2024</w:t>
       </w:r>
       <w:r>
         <w:rPr>
@@ -671,7 +671,7 @@
           <w:b/>
           <w:sz w:val="22"/>
         </w:rPr>
-        <w:t>RD 1801/2003</w:t>
+        <w:t>Real Decreto 1801/2003</w:t>
       </w:r>
       <w:r>
         <w:rPr>
@@ -802,7 +802,7 @@
           <w:b/>
           <w:sz w:val="22"/>
         </w:rPr>
-        <w:t>RD 1205/2011</w:t>
+        <w:t>Real Decreto 1205/2011</w:t>
       </w:r>
       <w:r>
         <w:rPr>
@@ -1415,7 +1415,7 @@
           <w:b/>
           <w:sz w:val="22"/>
         </w:rPr>
-        <w:t>RD 1205/2011</w:t>
+        <w:t>Real Decreto 1205/2011</w:t>
       </w:r>
       <w:r>
         <w:rPr>
@@ -1444,7 +1444,7 @@
           <w:rFonts w:ascii="Cambria" w:hAnsi="Cambria" w:cs="Cambria" w:eastAsia="Cambria"/>
           <w:sz w:val="22"/>
         </w:rPr>
-        <w:t>: obligatorio el 1/8/2030, deroga la Directiva</w:t>
+        <w:t>: obligatorio el 1 de agosto de 2030, deroga la Directiva</w:t>
       </w:r>
     </w:p>
     <w:p>
@@ -2092,7 +2092,7 @@
           <w:b/>
           <w:sz w:val="22"/>
         </w:rPr>
-        <w:t>RD 330/2008</w:t>
+        <w:t>Real Decreto 330/2008</w:t>
       </w:r>
       <w:r>
         <w:rPr>
@@ -2432,7 +2432,7 @@
           <w:b/>
           <w:sz w:val="22"/>
         </w:rPr>
-        <w:t>RD 187/2016 (Baja Tensión)</w:t>
+        <w:t>Real Decreto 187/2016 (Baja Tensión)</w:t>
       </w:r>
       <w:r>
         <w:rPr>
@@ -2469,7 +2469,7 @@
           <w:b/>
           <w:sz w:val="22"/>
         </w:rPr>
-        <w:t>RD 219/2013</w:t>
+        <w:t>Real Decreto 219/2013</w:t>
       </w:r>
       <w:r>
         <w:rPr>
@@ -2491,7 +2491,7 @@
           <w:b/>
           <w:sz w:val="22"/>
         </w:rPr>
-        <w:t>RD 993/2022</w:t>
+        <w:t>Real Decreto 993/2022</w:t>
       </w:r>
       <w:r>
         <w:rPr>
@@ -2513,7 +2513,7 @@
           <w:b/>
           <w:sz w:val="22"/>
         </w:rPr>
-        <w:t>RD 27/2021</w:t>
+        <w:t>Real Decreto 27/2021</w:t>
       </w:r>
       <w:r>
         <w:rPr>
@@ -2535,7 +2535,7 @@
           <w:b/>
           <w:sz w:val="22"/>
         </w:rPr>
-        <w:t>RD 842/2002 (REBT)</w:t>
+        <w:t>Real Decreto 842/2002 (REBT)</w:t>
       </w:r>
       <w:r>
         <w:rPr>
@@ -2557,7 +2557,7 @@
           <w:b/>
           <w:sz w:val="22"/>
         </w:rPr>
-        <w:t>RD 110/2015 (RAEE)</w:t>
+        <w:t>Real Decreto 110/2015 (RAEE)</w:t>
       </w:r>
       <w:r>
         <w:rPr>
@@ -2911,7 +2911,7 @@
           <w:rFonts w:ascii="Cambria" w:hAnsi="Cambria" w:cs="Cambria" w:eastAsia="Cambria"/>
           <w:sz w:val="22"/>
         </w:rPr>
-        <w:t>CE ampara seguridad (RD 187/2016) y RoHS</w:t>
+        <w:t>CE ampara seguridad (Real Decreto 187/2016) y RoHS</w:t>
       </w:r>
     </w:p>
     <w:p>
@@ -3011,7 +3011,7 @@
           <w:rFonts w:ascii="Cambria" w:hAnsi="Cambria" w:cs="Cambria" w:eastAsia="Cambria"/>
           <w:sz w:val="22"/>
         </w:rPr>
-        <w:t>RD 110/2015, responsabilidad ampliada del productor</w:t>
+        <w:t>Real Decreto 110/2015, responsabilidad ampliada del productor</w:t>
       </w:r>
     </w:p>
     <w:p>
